--- a/04-Development-and-Quality-Assurance/Evaluation-Testing/Methodology - Kali Linux.docx
+++ b/04-Development-and-Quality-Assurance/Evaluation-Testing/Methodology - Kali Linux.docx
@@ -5,6 +5,7 @@
     <w:p>
       <w:pPr>
         <w:pStyle w:val="Heading1"/>
+        <w:jc w:val="center"/>
       </w:pPr>
       <w:r>
         <w:t xml:space="preserve">Methodology – </w:t>
@@ -922,7 +923,6 @@
     </w:p>
     <w:p>
       <w:r>
-        <w:lastRenderedPageBreak/>
         <w:t>To prevent the routers crashing, the default graphics driver needs to be removed.</w:t>
       </w:r>
     </w:p>
@@ -1943,7 +1943,6 @@
     </w:p>
     <w:p>
       <w:r>
-        <w:lastRenderedPageBreak/>
         <w:t>Config must be correctly indented (tab = two spaces, with each level being two spaces).</w:t>
       </w:r>
     </w:p>
@@ -2250,7 +2249,6 @@
         <w:br w:type="page"/>
       </w:r>
       <w:r>
-        <w:lastRenderedPageBreak/>
         <w:t xml:space="preserve">The </w:t>
       </w:r>
       <w:r>
@@ -4539,7 +4537,6 @@
         <w:pStyle w:val="Heading3"/>
       </w:pPr>
       <w:r>
-        <w:lastRenderedPageBreak/>
         <w:t>NTP Configuration</w:t>
       </w:r>
     </w:p>
@@ -5196,7 +5193,6 @@
     </w:p>
     <w:p>
       <w:r>
-        <w:lastRenderedPageBreak/>
         <w:t>After all packets are sent, logs can be copied over (e.g. via USB or SSH).</w:t>
       </w:r>
     </w:p>
@@ -5555,6 +5551,10 @@
     </w:p>
   </w:footnote>
 </w:footnotes>
+</file>
+
+<file path=word/numbering.xml><?xml version="1.0" encoding="utf-8"?>
+<w:numbering xmlns:wpc="http://schemas.microsoft.com/office/word/2010/wordprocessingCanvas" xmlns:cx="http://schemas.microsoft.com/office/drawing/2014/chartex" xmlns:cx1="http://schemas.microsoft.com/office/drawing/2015/9/8/chartex" xmlns:cx2="http://schemas.microsoft.com/office/drawing/2015/10/21/chartex" xmlns:cx3="http://schemas.microsoft.com/office/drawing/2016/5/9/chartex" xmlns:cx4="http://schemas.microsoft.com/office/drawing/2016/5/10/chartex" xmlns:cx5="http://schemas.microsoft.com/office/drawing/2016/5/11/chartex" xmlns:cx6="http://schemas.microsoft.com/office/drawing/2016/5/12/chartex" xmlns:cx7="http://schemas.microsoft.com/office/drawing/2016/5/13/chartex" xmlns:cx8="http://schemas.microsoft.com/office/drawing/2016/5/14/chartex" xmlns:mc="http://schemas.openxmlformats.org/markup-compatibility/2006" xmlns:aink="http://schemas.microsoft.com/office/drawing/2016/ink" xmlns:am3d="http://schemas.microsoft.com/office/drawing/2017/model3d" xmlns:o="urn:schemas-microsoft-com:office:office" xmlns:oel="http://schemas.microsoft.com/office/2019/extlst" xmlns:r="http://schemas.openxmlformats.org/officeDocument/2006/relationships" xmlns:m="http://schemas.openxmlformats.org/officeDocument/2006/math" xmlns:v="urn:schemas-microsoft-com:vml" xmlns:wp14="http://schemas.microsoft.com/office/word/2010/wordprocessingDrawing" xmlns:wp="http://schemas.openxmlformats.org/drawingml/2006/wordprocessingDrawing" xmlns:w10="urn:schemas-microsoft-com:office:word" xmlns:w="http://schemas.openxmlformats.org/wordprocessingml/2006/main" xmlns:w14="http://schemas.microsoft.com/office/word/2010/wordml" xmlns:w15="http://schemas.microsoft.com/office/word/2012/wordml" xmlns:w16cex="http://schemas.microsoft.com/office/word/2018/wordml/cex" xmlns:w16cid="http://schemas.microsoft.com/office/word/2016/wordml/cid" xmlns:w16="http://schemas.microsoft.com/office/word/2018/wordml" xmlns:w16du="http://schemas.microsoft.com/office/word/2023/wordml/word16du" xmlns:w16sdtdh="http://schemas.microsoft.com/office/word/2020/wordml/sdtdatahash" xmlns:w16sdtfl="http://schemas.microsoft.com/office/word/2024/wordml/sdtformatlock" xmlns:w16se="http://schemas.microsoft.com/office/word/2015/wordml/symex" xmlns:wpg="http://schemas.microsoft.com/office/word/2010/wordprocessingGroup" xmlns:wpi="http://schemas.microsoft.com/office/word/2010/wordprocessingInk" xmlns:wne="http://schemas.microsoft.com/office/word/2006/wordml" xmlns:wps="http://schemas.microsoft.com/office/word/2010/wordprocessingShape" mc:Ignorable="w14 w15 w16se w16cid w16 w16cex w16sdtdh w16sdtfl w16du wp14"/>
 </file>
 
 <file path=word/styles.xml><?xml version="1.0" encoding="utf-8"?>

--- a/04-Development-and-Quality-Assurance/Evaluation-Testing/Methodology - Kali Linux.docx
+++ b/04-Development-and-Quality-Assurance/Evaluation-Testing/Methodology - Kali Linux.docx
@@ -16,6 +16,7 @@
     </w:p>
     <w:p>
       <w:pPr>
+        <w:spacing w:after="0"/>
         <w:rPr>
           <w:rStyle w:val="Heading3Char"/>
         </w:rPr>
@@ -931,6 +932,7 @@
         <w:spacing w:after="0"/>
       </w:pPr>
       <w:r>
+        <w:lastRenderedPageBreak/>
         <w:t>Blacklist Nouveau driver:</w:t>
       </w:r>
     </w:p>
@@ -1293,6 +1295,7 @@
     <w:p>
       <w:pPr>
         <w:pStyle w:val="Heading3"/>
+        <w:spacing w:after="0"/>
       </w:pPr>
       <w:r>
         <w:t>Package Installation</w:t>
@@ -1948,6 +1951,7 @@
     </w:p>
     <w:p>
       <w:r>
+        <w:lastRenderedPageBreak/>
         <w:t>PCs will use the following IPs:</w:t>
       </w:r>
     </w:p>
@@ -2249,6 +2253,7 @@
         <w:br w:type="page"/>
       </w:r>
       <w:r>
+        <w:lastRenderedPageBreak/>
         <w:t xml:space="preserve">The </w:t>
       </w:r>
       <w:r>
@@ -4535,8 +4540,10 @@
     <w:p>
       <w:pPr>
         <w:pStyle w:val="Heading3"/>
-      </w:pPr>
-      <w:r>
+        <w:spacing w:after="0"/>
+      </w:pPr>
+      <w:r>
+        <w:lastRenderedPageBreak/>
         <w:t>NTP Configuration</w:t>
       </w:r>
     </w:p>
@@ -4626,12 +4633,32 @@
         <w:spacing w:after="0"/>
       </w:pPr>
       <w:r>
-        <w:t>Add these lines:</w:t>
-      </w:r>
-    </w:p>
-    <w:p>
-      <w:pPr>
-        <w:spacing w:after="0"/>
+        <w:t>Add these lines to the config on</w:t>
+      </w:r>
+      <w:bookmarkStart w:id="0" w:name="_Hlk212731876"/>
+      <w:r>
+        <w:t xml:space="preserve"> </w:t>
+      </w:r>
+      <w:r>
+        <w:rPr>
+          <w:rFonts w:ascii="Fira Code Retina" w:hAnsi="Fira Code Retina" w:cs="Fira Code Retina"/>
+          <w:sz w:val="20"/>
+          <w:szCs w:val="20"/>
+        </w:rPr>
+        <w:t>router1</w:t>
+      </w:r>
+      <w:r>
+        <w:t xml:space="preserve"> </w:t>
+      </w:r>
+      <w:bookmarkEnd w:id="0"/>
+      <w:r>
+        <w:t>(server):</w:t>
+      </w:r>
+    </w:p>
+    <w:p>
+      <w:pPr>
+        <w:spacing w:after="0"/>
+        <w:ind w:left="720"/>
         <w:rPr>
           <w:rFonts w:ascii="Fira Code Retina" w:hAnsi="Fira Code Retina" w:cs="Fira Code Retina"/>
           <w:sz w:val="20"/>
@@ -4650,6 +4677,7 @@
     <w:p>
       <w:pPr>
         <w:spacing w:after="0"/>
+        <w:ind w:left="720"/>
         <w:rPr>
           <w:rFonts w:ascii="Fira Code Retina" w:hAnsi="Fira Code Retina" w:cs="Fira Code Retina"/>
           <w:sz w:val="20"/>
@@ -4668,6 +4696,7 @@
     <w:p>
       <w:pPr>
         <w:spacing w:after="0"/>
+        <w:ind w:left="720"/>
         <w:rPr>
           <w:rFonts w:ascii="Fira Code Retina" w:hAnsi="Fira Code Retina" w:cs="Fira Code Retina"/>
           <w:sz w:val="20"/>
@@ -4686,6 +4715,7 @@
     <w:p>
       <w:pPr>
         <w:spacing w:after="0"/>
+        <w:ind w:left="720"/>
         <w:rPr>
           <w:rFonts w:ascii="Fira Code Retina" w:hAnsi="Fira Code Retina" w:cs="Fira Code Retina"/>
           <w:sz w:val="20"/>
@@ -4704,6 +4734,7 @@
     <w:p>
       <w:pPr>
         <w:spacing w:after="0"/>
+        <w:ind w:left="720"/>
         <w:rPr>
           <w:rFonts w:ascii="Fira Code Retina" w:hAnsi="Fira Code Retina" w:cs="Fira Code Retina"/>
           <w:sz w:val="20"/>
@@ -4720,6 +4751,15 @@
       </w:r>
     </w:p>
     <w:p>
+      <w:pPr>
+        <w:spacing w:after="0"/>
+        <w:ind w:left="720"/>
+        <w:rPr>
+          <w:rFonts w:ascii="Fira Code Retina" w:hAnsi="Fira Code Retina" w:cs="Fira Code Retina"/>
+          <w:sz w:val="20"/>
+          <w:szCs w:val="20"/>
+        </w:rPr>
+      </w:pPr>
       <w:r>
         <w:rPr>
           <w:rFonts w:ascii="Fira Code Retina" w:hAnsi="Fira Code Retina" w:cs="Fira Code Retina"/>
@@ -4740,6 +4780,57 @@
       <w:proofErr w:type="spellEnd"/>
     </w:p>
     <w:p>
+      <w:pPr>
+        <w:spacing w:after="0"/>
+      </w:pPr>
+      <w:r>
+        <w:t xml:space="preserve">Add this line to the config on </w:t>
+      </w:r>
+      <w:r>
+        <w:rPr>
+          <w:rFonts w:ascii="Fira Code Retina" w:hAnsi="Fira Code Retina" w:cs="Fira Code Retina"/>
+          <w:sz w:val="20"/>
+          <w:szCs w:val="20"/>
+        </w:rPr>
+        <w:t>router1</w:t>
+      </w:r>
+      <w:r>
+        <w:t xml:space="preserve"> </w:t>
+      </w:r>
+      <w:r>
+        <w:t>(</w:t>
+      </w:r>
+      <w:r>
+        <w:t>client):</w:t>
+      </w:r>
+    </w:p>
+    <w:p>
+      <w:pPr>
+        <w:ind w:firstLine="720"/>
+      </w:pPr>
+      <w:r>
+        <w:rPr>
+          <w:rFonts w:ascii="Fira Code Retina" w:hAnsi="Fira Code Retina" w:cs="Fira Code Retina"/>
+          <w:sz w:val="20"/>
+          <w:szCs w:val="20"/>
+        </w:rPr>
+        <w:t xml:space="preserve">server 192.168.10.1 </w:t>
+      </w:r>
+      <w:proofErr w:type="spellStart"/>
+      <w:r>
+        <w:rPr>
+          <w:rFonts w:ascii="Fira Code Retina" w:hAnsi="Fira Code Retina" w:cs="Fira Code Retina"/>
+          <w:sz w:val="20"/>
+          <w:szCs w:val="20"/>
+        </w:rPr>
+        <w:t>iburst</w:t>
+      </w:r>
+      <w:proofErr w:type="spellEnd"/>
+      <w:r>
+        <w:t xml:space="preserve"> </w:t>
+      </w:r>
+    </w:p>
+    <w:p>
       <w:r>
         <w:t xml:space="preserve">Save and reboot. </w:t>
       </w:r>
@@ -5193,6 +5284,7 @@
     </w:p>
     <w:p>
       <w:r>
+        <w:lastRenderedPageBreak/>
         <w:t>After all packets are sent, logs can be copied over (e.g. via USB or SSH).</w:t>
       </w:r>
     </w:p>
@@ -5551,10 +5643,6 @@
     </w:p>
   </w:footnote>
 </w:footnotes>
-</file>
-
-<file path=word/numbering.xml><?xml version="1.0" encoding="utf-8"?>
-<w:numbering xmlns:wpc="http://schemas.microsoft.com/office/word/2010/wordprocessingCanvas" xmlns:cx="http://schemas.microsoft.com/office/drawing/2014/chartex" xmlns:cx1="http://schemas.microsoft.com/office/drawing/2015/9/8/chartex" xmlns:cx2="http://schemas.microsoft.com/office/drawing/2015/10/21/chartex" xmlns:cx3="http://schemas.microsoft.com/office/drawing/2016/5/9/chartex" xmlns:cx4="http://schemas.microsoft.com/office/drawing/2016/5/10/chartex" xmlns:cx5="http://schemas.microsoft.com/office/drawing/2016/5/11/chartex" xmlns:cx6="http://schemas.microsoft.com/office/drawing/2016/5/12/chartex" xmlns:cx7="http://schemas.microsoft.com/office/drawing/2016/5/13/chartex" xmlns:cx8="http://schemas.microsoft.com/office/drawing/2016/5/14/chartex" xmlns:mc="http://schemas.openxmlformats.org/markup-compatibility/2006" xmlns:aink="http://schemas.microsoft.com/office/drawing/2016/ink" xmlns:am3d="http://schemas.microsoft.com/office/drawing/2017/model3d" xmlns:o="urn:schemas-microsoft-com:office:office" xmlns:oel="http://schemas.microsoft.com/office/2019/extlst" xmlns:r="http://schemas.openxmlformats.org/officeDocument/2006/relationships" xmlns:m="http://schemas.openxmlformats.org/officeDocument/2006/math" xmlns:v="urn:schemas-microsoft-com:vml" xmlns:wp14="http://schemas.microsoft.com/office/word/2010/wordprocessingDrawing" xmlns:wp="http://schemas.openxmlformats.org/drawingml/2006/wordprocessingDrawing" xmlns:w10="urn:schemas-microsoft-com:office:word" xmlns:w="http://schemas.openxmlformats.org/wordprocessingml/2006/main" xmlns:w14="http://schemas.microsoft.com/office/word/2010/wordml" xmlns:w15="http://schemas.microsoft.com/office/word/2012/wordml" xmlns:w16cex="http://schemas.microsoft.com/office/word/2018/wordml/cex" xmlns:w16cid="http://schemas.microsoft.com/office/word/2016/wordml/cid" xmlns:w16="http://schemas.microsoft.com/office/word/2018/wordml" xmlns:w16du="http://schemas.microsoft.com/office/word/2023/wordml/word16du" xmlns:w16sdtdh="http://schemas.microsoft.com/office/word/2020/wordml/sdtdatahash" xmlns:w16sdtfl="http://schemas.microsoft.com/office/word/2024/wordml/sdtformatlock" xmlns:w16se="http://schemas.microsoft.com/office/word/2015/wordml/symex" xmlns:wpg="http://schemas.microsoft.com/office/word/2010/wordprocessingGroup" xmlns:wpi="http://schemas.microsoft.com/office/word/2010/wordprocessingInk" xmlns:wne="http://schemas.microsoft.com/office/word/2006/wordml" xmlns:wps="http://schemas.microsoft.com/office/word/2010/wordprocessingShape" mc:Ignorable="w14 w15 w16se w16cid w16 w16cex w16sdtdh w16sdtfl w16du wp14"/>
 </file>
 
 <file path=word/styles.xml><?xml version="1.0" encoding="utf-8"?>
